--- a/Write up/Thesis_Chapters_v1/Chapter_5_Results.docx
+++ b/Write up/Thesis_Chapters_v1/Chapter_5_Results.docx
@@ -38,6 +38,15 @@
           <w:i w:val="0"/>
         </w:rPr>
         <w:t>The Germany2027_MarketCoupling_ROEFlex build described in Section 3.3.2 is this thesis's headline result: the aggregate Rest-of-Europe zone with genuine storage dispatch and realistic renewable subsidy, coupled to Germany's Brainpool-sourced 2027 data.</w:t>
+      </w:r>
+    </w:p>
+    <w:p>
+      <w:r>
+        <w:rPr>
+          <w:i/>
+          <w:sz w:val="20"/>
+        </w:rPr>
+        <w:t>Table 5.1: Germany 2027 headline result, from the pre-coupling baseline to the final ROEFlex build.</w:t>
       </w:r>
     </w:p>
     <w:tbl>
@@ -572,6 +581,15 @@
         <w:t>The same build structure was extended to 2028 and 2029 under the frozen-Rest-of-Europe methodology described in Section 3.4.</w:t>
       </w:r>
     </w:p>
+    <w:p>
+      <w:r>
+        <w:rPr>
+          <w:i/>
+          <w:sz w:val="20"/>
+        </w:rPr>
+        <w:t>Table 5.2: Out-of-sample results for 2028 and 2029 under the frozen-Rest-of-Europe methodology.</w:t>
+      </w:r>
+    </w:p>
     <w:tbl>
       <w:tblPr>
         <w:tblStyle w:val="LightGrid-Accent1"/>
@@ -1026,6 +1044,15 @@
         <w:t>Three further checks tested whether the headline result depended on specific, potentially arbitrary modelling choices, each isolating exactly one variable against the 2027 or out-of-sample baseline.</w:t>
       </w:r>
     </w:p>
+    <w:p>
+      <w:r>
+        <w:rPr>
+          <w:i/>
+          <w:sz w:val="20"/>
+        </w:rPr>
+        <w:t>Table 5.3: Three robustness checks against potentially arbitrary modelling choices.</w:t>
+      </w:r>
+    </w:p>
     <w:tbl>
       <w:tblPr>
         <w:tblStyle w:val="LightGrid-Accent1"/>
@@ -1324,6 +1351,15 @@
           <w:i w:val="0"/>
         </w:rPr>
         <w:t>A final, cost-free check of the existing 2027 result data, rather than a new simulation, identified the most complete explanation found for this residual gap. Reservoir Hydro's own internal price forecast during the three targeted hours remained in a narrow 75-93 EUR/MWh band all day, tracking only the Rest-of-Europe zone's own local price dynamics, and showed no signal whatsoever of Germany's simultaneous spike to the 3,000 EUR/MWh scarcity ceiling.</w:t>
+      </w:r>
+    </w:p>
+    <w:p>
+      <w:r>
+        <w:rPr>
+          <w:i/>
+          <w:sz w:val="20"/>
+        </w:rPr>
+        <w:t>Table 5.4: Reservoir Hydro's own price forecast against real DE/ROE prices during the 17 December 2027 shortage episode.</w:t>
       </w:r>
     </w:p>
     <w:tbl>
@@ -1752,6 +1788,15 @@
         <w:t>Every result reported above uses AMIRIS's default shortage-price convention (ValueOfLostLoad), which caps a shortage hour's price at the demand agent's own administratively set value of 3,000 EUR/MWh. AMIRIS's own source defines a real documented alternative, LastSupplyPrice, which caps a shortage hour's price at the highest real supply bid actually submitted that hour rather than at an administrative ceiling -- a genuine, economically distinct convention, and one independently supported by Brainpool's own real data, which never reports a forecast price above 330 EUR/MWh across the whole year, implying Brainpool's own methodology never represents anything resembling a value-of-lost-load event either. This alternative was tested against the 2027 headline build, changing only the ShortagePriceMethod setting for both zones.</w:t>
       </w:r>
     </w:p>
+    <w:p>
+      <w:r>
+        <w:rPr>
+          <w:i/>
+          <w:sz w:val="20"/>
+        </w:rPr>
+        <w:t>Table 5.5: ValueOfLostLoad vs. LastSupplyPrice shortage-pricing conventions, 2027 headline build.</w:t>
+      </w:r>
+    </w:p>
     <w:tbl>
       <w:tblPr>
         <w:tblStyle w:val="LightGrid-Accent1"/>

--- a/Write up/Thesis_Chapters_v1/Chapter_5_Results.docx
+++ b/Write up/Thesis_Chapters_v1/Chapter_5_Results.docx
@@ -464,7 +464,7 @@
       <w:r>
         <w:drawing>
           <wp:inline xmlns:a="http://schemas.openxmlformats.org/drawingml/2006/main" xmlns:pic="http://schemas.openxmlformats.org/drawingml/2006/picture">
-            <wp:extent cx="5303520" cy="2357120"/>
+            <wp:extent cx="5303520" cy="2958661"/>
             <wp:docPr id="1" name="Picture 1"/>
             <wp:cNvGraphicFramePr>
               <a:graphicFrameLocks noChangeAspect="1"/>
@@ -1711,7 +1711,7 @@
       <w:r>
         <w:drawing>
           <wp:inline xmlns:a="http://schemas.openxmlformats.org/drawingml/2006/main" xmlns:pic="http://schemas.openxmlformats.org/drawingml/2006/picture">
-            <wp:extent cx="5303520" cy="2410691"/>
+            <wp:extent cx="5303520" cy="3064256"/>
             <wp:docPr id="4" name="Picture 4"/>
             <wp:cNvGraphicFramePr>
               <a:graphicFrameLocks noChangeAspect="1"/>
